--- a/content-src/docx/R TLS 2009 06 05 Maxwell Hide Now.docx
+++ b/content-src/docx/R TLS 2009 06 05 Maxwell Hide Now.docx
@@ -103,7 +103,7 @@
         <w:t xml:space="preserve">&lt;quote&gt;</w:t>
       </w:r>
       <w:r>
-        <w:t>“</w:t>
+        <w:t/>
       </w:r>
       <w:r>
         <w:t>Okay the neighbour’s starving, and okay he’s here.</w:t>
@@ -137,7 +137,7 @@
         <w:t xml:space="preserve"> and spoil the poem, do the motherfucking same as ever.</w:t>
       </w:r>
       <w:r>
-        <w:t>”</w:t>
+        <w:t/>
       </w:r>
       <w:r>
         <w:t xml:space="preserve">&lt;/quote&gt;</w:t>

--- a/content-src/docx/R TLS 2009 06 05 Maxwell Hide Now.docx
+++ b/content-src/docx/R TLS 2009 06 05 Maxwell Hide Now.docx
@@ -20,7 +20,7 @@
         <w:br/>
       </w:r>
       <w:r>
-        <w:t xml:space="preserve">68pp. Picador. £8.99. ISBN 978-0-330-45624-1&lt;/details&gt;</w:t>
+        <w:t xml:space="preserve">68pp. Picador. £8.99&lt;/details&gt;</w:t>
       </w:r>
     </w:p>
     <w:p>
